--- a/00soportes/CV/Carta de presentación/CP Pedro Bazo 2026-04-15 - SERESCO.docx
+++ b/00soportes/CV/Carta de presentación/CP Pedro Bazo 2026-04-15 - SERESCO.docx
@@ -157,6 +157,16 @@
           <w:bCs/>
         </w:rPr>
         <w:t>AWS</w:t>
+      </w:r>
+      <w:r>
+        <w:t xml:space="preserve"> y </w:t>
+      </w:r>
+      <w:r>
+        <w:rPr>
+          <w:b/>
+          <w:bCs/>
+        </w:rPr>
+        <w:t>Docker</w:t>
       </w:r>
       <w:r>
         <w:t>.</w:t>
@@ -1122,6 +1132,7 @@
   <w:style w:type="character" w:default="1" w:styleId="Fuentedeprrafopredeter">
     <w:name w:val="Default Paragraph Font"/>
     <w:uiPriority w:val="1"/>
+    <w:semiHidden/>
     <w:unhideWhenUsed/>
   </w:style>
   <w:style w:type="table" w:default="1" w:styleId="Tablanormal">
